--- a/backend-exhibits/Google My Drive- OneDrive standard included.docx
+++ b/backend-exhibits/Google My Drive- OneDrive standard included.docx
@@ -39,14 +39,14 @@
               <w:ind w:left="52"/>
               <w:jc w:val="center"/>
               <w:rPr>
-                <w:rFonts w:ascii="Arial" w:hAnsi="Arial" w:cs="Arial"/>
-                <w:sz w:val="21"/>
-                <w:szCs w:val="21"/>
-              </w:rPr>
-            </w:pPr>
-            <w:r>
-              <w:rPr>
-                <w:rFonts w:ascii="Arial" w:eastAsia="Arial" w:hAnsi="Arial" w:cs="Arial"/>
+                <w:rFonts w:ascii="Arial" w:hAnsi="Arial" w:cs="Arial" w:eastAsia="Arial"/>
+                <w:sz w:val="21"/>
+                <w:szCs w:val="21"/>
+              </w:rPr>
+            </w:pPr>
+            <w:r>
+              <w:rPr>
+                <w:rFonts w:ascii="Arial" w:hAnsi="Arial" w:cs="Arial" w:eastAsia="Arial"/>
                 <w:b/>
                 <w:sz w:val="21"/>
                 <w:szCs w:val="21"/>
@@ -55,7 +55,7 @@
             </w:r>
             <w:r>
               <w:rPr>
-                <w:rFonts w:ascii="Arial" w:eastAsia="Arial" w:hAnsi="Arial" w:cs="Arial"/>
+                <w:rFonts w:ascii="Arial" w:hAnsi="Arial" w:cs="Arial" w:eastAsia="Arial"/>
                 <w:b/>
                 <w:sz w:val="21"/>
                 <w:szCs w:val="21"/>
@@ -64,7 +64,7 @@
             </w:r>
             <w:r>
               <w:rPr>
-                <w:rFonts w:ascii="Arial" w:eastAsia="Arial" w:hAnsi="Arial" w:cs="Arial"/>
+                <w:rFonts w:ascii="Arial" w:hAnsi="Arial" w:cs="Arial" w:eastAsia="Arial"/>
                 <w:b/>
                 <w:sz w:val="21"/>
                 <w:szCs w:val="21"/>
@@ -73,7 +73,7 @@
             </w:r>
             <w:r>
               <w:rPr>
-                <w:rFonts w:ascii="Arial" w:eastAsia="Arial" w:hAnsi="Arial" w:cs="Arial"/>
+                <w:rFonts w:ascii="Arial" w:hAnsi="Arial" w:cs="Arial" w:eastAsia="Arial"/>
                 <w:b/>
                 <w:sz w:val="21"/>
                 <w:szCs w:val="21"/>
@@ -82,7 +82,7 @@
             </w:r>
             <w:r>
               <w:rPr>
-                <w:rFonts w:ascii="Arial" w:eastAsia="Arial" w:hAnsi="Arial" w:cs="Arial"/>
+                <w:rFonts w:ascii="Arial" w:hAnsi="Arial" w:cs="Arial" w:eastAsia="Arial"/>
                 <w:b/>
                 <w:sz w:val="21"/>
                 <w:szCs w:val="21"/>
@@ -110,16 +110,16 @@
             <w:pPr>
               <w:ind w:left="3"/>
               <w:rPr>
-                <w:rFonts w:ascii="Arial" w:hAnsi="Arial" w:cs="Arial"/>
-                <w:b/>
-                <w:bCs/>
-                <w:sz w:val="21"/>
-                <w:szCs w:val="21"/>
-              </w:rPr>
-            </w:pPr>
-            <w:r>
-              <w:rPr>
-                <w:rFonts w:ascii="Arial" w:hAnsi="Arial" w:cs="Arial"/>
+                <w:rFonts w:ascii="Arial" w:hAnsi="Arial" w:cs="Arial" w:eastAsia="Arial"/>
+                <w:b/>
+                <w:bCs/>
+                <w:sz w:val="21"/>
+                <w:szCs w:val="21"/>
+              </w:rPr>
+            </w:pPr>
+            <w:r>
+              <w:rPr>
+                <w:rFonts w:ascii="Arial" w:hAnsi="Arial" w:cs="Arial" w:eastAsia="Arial"/>
                 <w:b/>
                 <w:bCs/>
                 <w:sz w:val="21"/>
@@ -142,14 +142,14 @@
           <w:p>
             <w:pPr>
               <w:rPr>
-                <w:rFonts w:ascii="Arial" w:hAnsi="Arial" w:cs="Arial"/>
-                <w:sz w:val="21"/>
-                <w:szCs w:val="21"/>
-              </w:rPr>
-            </w:pPr>
-            <w:r>
-              <w:rPr>
-                <w:rFonts w:ascii="Arial" w:hAnsi="Arial" w:cs="Arial"/>
+                <w:rFonts w:ascii="Arial" w:hAnsi="Arial" w:cs="Arial" w:eastAsia="Arial"/>
+                <w:sz w:val="21"/>
+                <w:szCs w:val="21"/>
+              </w:rPr>
+            </w:pPr>
+            <w:r>
+              <w:rPr>
+                <w:rFonts w:ascii="Arial" w:hAnsi="Arial" w:cs="Arial" w:eastAsia="Arial"/>
                 <w:sz w:val="21"/>
                 <w:szCs w:val="21"/>
               </w:rPr>
@@ -157,7 +157,7 @@
             </w:r>
             <w:r>
               <w:rPr>
-                <w:rFonts w:ascii="Arial" w:hAnsi="Arial" w:cs="Arial"/>
+                <w:rFonts w:ascii="Arial" w:hAnsi="Arial" w:cs="Arial" w:eastAsia="Arial"/>
                 <w:sz w:val="21"/>
                 <w:szCs w:val="21"/>
               </w:rPr>
@@ -184,16 +184,16 @@
             <w:pPr>
               <w:ind w:left="3"/>
               <w:rPr>
-                <w:rFonts w:ascii="Arial" w:hAnsi="Arial" w:cs="Arial"/>
-                <w:b/>
-                <w:bCs/>
-                <w:sz w:val="21"/>
-                <w:szCs w:val="21"/>
-              </w:rPr>
-            </w:pPr>
-            <w:r>
-              <w:rPr>
-                <w:rFonts w:ascii="Arial" w:hAnsi="Arial" w:cs="Arial"/>
+                <w:rFonts w:ascii="Arial" w:hAnsi="Arial" w:cs="Arial" w:eastAsia="Arial"/>
+                <w:b/>
+                <w:bCs/>
+                <w:sz w:val="21"/>
+                <w:szCs w:val="21"/>
+              </w:rPr>
+            </w:pPr>
+            <w:r>
+              <w:rPr>
+                <w:rFonts w:ascii="Arial" w:hAnsi="Arial" w:cs="Arial" w:eastAsia="Arial"/>
                 <w:b/>
                 <w:bCs/>
                 <w:sz w:val="21"/>
@@ -217,14 +217,14 @@
             <w:pPr>
               <w:spacing w:line="240" w:lineRule="auto"/>
               <w:rPr>
-                <w:rFonts w:ascii="Arial" w:eastAsia="Times New Roman" w:hAnsi="Arial" w:cs="Arial"/>
-                <w:sz w:val="21"/>
-                <w:szCs w:val="21"/>
-              </w:rPr>
-            </w:pPr>
-            <w:r>
-              <w:rPr>
-                <w:rFonts w:ascii="Arial" w:hAnsi="Arial" w:cs="Arial"/>
+                <w:rFonts w:ascii="Arial" w:hAnsi="Arial" w:cs="Arial" w:eastAsia="Arial"/>
+                <w:sz w:val="21"/>
+                <w:szCs w:val="21"/>
+              </w:rPr>
+            </w:pPr>
+            <w:r>
+              <w:rPr>
+                <w:rFonts w:ascii="Arial" w:hAnsi="Arial" w:cs="Arial" w:eastAsia="Arial"/>
                 <w:sz w:val="21"/>
                 <w:szCs w:val="21"/>
               </w:rPr>
@@ -234,7 +234,7 @@
           <w:p>
             <w:pPr>
               <w:rPr>
-                <w:rFonts w:ascii="Arial" w:hAnsi="Arial" w:cs="Arial"/>
+                <w:rFonts w:ascii="Arial" w:hAnsi="Arial" w:cs="Arial" w:eastAsia="Arial"/>
                 <w:sz w:val="21"/>
                 <w:szCs w:val="21"/>
               </w:rPr>
@@ -260,16 +260,16 @@
             <w:pPr>
               <w:ind w:left="3"/>
               <w:rPr>
-                <w:rFonts w:ascii="Arial" w:hAnsi="Arial" w:cs="Arial"/>
-                <w:b/>
-                <w:bCs/>
-                <w:sz w:val="21"/>
-                <w:szCs w:val="21"/>
-              </w:rPr>
-            </w:pPr>
-            <w:r>
-              <w:rPr>
-                <w:rFonts w:ascii="Arial" w:hAnsi="Arial" w:cs="Arial"/>
+                <w:rFonts w:ascii="Arial" w:hAnsi="Arial" w:cs="Arial" w:eastAsia="Arial"/>
+                <w:b/>
+                <w:bCs/>
+                <w:sz w:val="21"/>
+                <w:szCs w:val="21"/>
+              </w:rPr>
+            </w:pPr>
+            <w:r>
+              <w:rPr>
+                <w:rFonts w:ascii="Arial" w:hAnsi="Arial" w:cs="Arial" w:eastAsia="Arial"/>
                 <w:b/>
                 <w:bCs/>
                 <w:sz w:val="21"/>
@@ -293,14 +293,14 @@
             <w:pPr>
               <w:spacing w:line="240" w:lineRule="auto"/>
               <w:rPr>
-                <w:rFonts w:ascii="Arial" w:hAnsi="Arial" w:cs="Arial"/>
-                <w:sz w:val="21"/>
-                <w:szCs w:val="21"/>
-              </w:rPr>
-            </w:pPr>
-            <w:r>
-              <w:rPr>
-                <w:rFonts w:ascii="Arial" w:hAnsi="Arial" w:cs="Arial"/>
+                <w:rFonts w:ascii="Arial" w:hAnsi="Arial" w:cs="Arial" w:eastAsia="Arial"/>
+                <w:sz w:val="21"/>
+                <w:szCs w:val="21"/>
+              </w:rPr>
+            </w:pPr>
+            <w:r>
+              <w:rPr>
+                <w:rFonts w:ascii="Arial" w:hAnsi="Arial" w:cs="Arial" w:eastAsia="Arial"/>
                 <w:sz w:val="21"/>
                 <w:szCs w:val="21"/>
               </w:rPr>
@@ -309,7 +309,7 @@
             <w:proofErr w:type="spellStart"/>
             <w:r>
               <w:rPr>
-                <w:rFonts w:ascii="Arial" w:hAnsi="Arial" w:cs="Arial"/>
+                <w:rFonts w:ascii="Arial" w:hAnsi="Arial" w:cs="Arial" w:eastAsia="Arial"/>
                 <w:sz w:val="21"/>
                 <w:szCs w:val="21"/>
               </w:rPr>
@@ -318,7 +318,7 @@
             <w:proofErr w:type="spellEnd"/>
             <w:r>
               <w:rPr>
-                <w:rFonts w:ascii="Arial" w:hAnsi="Arial" w:cs="Arial"/>
+                <w:rFonts w:ascii="Arial" w:hAnsi="Arial" w:cs="Arial" w:eastAsia="Arial"/>
                 <w:sz w:val="21"/>
                 <w:szCs w:val="21"/>
               </w:rPr>
@@ -345,16 +345,16 @@
             <w:pPr>
               <w:ind w:left="3"/>
               <w:rPr>
-                <w:rFonts w:ascii="Arial" w:hAnsi="Arial" w:cs="Arial"/>
-                <w:b/>
-                <w:bCs/>
-                <w:sz w:val="21"/>
-                <w:szCs w:val="21"/>
-              </w:rPr>
-            </w:pPr>
-            <w:r>
-              <w:rPr>
-                <w:rFonts w:ascii="Arial" w:hAnsi="Arial" w:cs="Arial"/>
+                <w:rFonts w:ascii="Arial" w:hAnsi="Arial" w:cs="Arial" w:eastAsia="Arial"/>
+                <w:b/>
+                <w:bCs/>
+                <w:sz w:val="21"/>
+                <w:szCs w:val="21"/>
+              </w:rPr>
+            </w:pPr>
+            <w:r>
+              <w:rPr>
+                <w:rFonts w:ascii="Arial" w:hAnsi="Arial" w:cs="Arial" w:eastAsia="Arial"/>
                 <w:b/>
                 <w:bCs/>
                 <w:sz w:val="21"/>
@@ -377,14 +377,14 @@
           <w:p>
             <w:pPr>
               <w:rPr>
-                <w:rFonts w:ascii="Arial" w:hAnsi="Arial" w:cs="Arial"/>
-                <w:sz w:val="21"/>
-                <w:szCs w:val="21"/>
-              </w:rPr>
-            </w:pPr>
-            <w:r>
-              <w:rPr>
-                <w:rFonts w:ascii="Arial" w:hAnsi="Arial" w:cs="Arial"/>
+                <w:rFonts w:ascii="Arial" w:hAnsi="Arial" w:cs="Arial" w:eastAsia="Arial"/>
+                <w:sz w:val="21"/>
+                <w:szCs w:val="21"/>
+              </w:rPr>
+            </w:pPr>
+            <w:r>
+              <w:rPr>
+                <w:rFonts w:ascii="Arial" w:hAnsi="Arial" w:cs="Arial" w:eastAsia="Arial"/>
                 <w:sz w:val="21"/>
                 <w:szCs w:val="21"/>
               </w:rPr>
@@ -411,16 +411,16 @@
             <w:pPr>
               <w:ind w:left="3"/>
               <w:rPr>
-                <w:rFonts w:ascii="Arial" w:hAnsi="Arial" w:cs="Arial"/>
-                <w:b/>
-                <w:bCs/>
-                <w:sz w:val="21"/>
-                <w:szCs w:val="21"/>
-              </w:rPr>
-            </w:pPr>
-            <w:r>
-              <w:rPr>
-                <w:rFonts w:ascii="Arial" w:hAnsi="Arial" w:cs="Arial"/>
+                <w:rFonts w:ascii="Arial" w:hAnsi="Arial" w:cs="Arial" w:eastAsia="Arial"/>
+                <w:b/>
+                <w:bCs/>
+                <w:sz w:val="21"/>
+                <w:szCs w:val="21"/>
+              </w:rPr>
+            </w:pPr>
+            <w:r>
+              <w:rPr>
+                <w:rFonts w:ascii="Arial" w:hAnsi="Arial" w:cs="Arial" w:eastAsia="Arial"/>
                 <w:b/>
                 <w:bCs/>
                 <w:sz w:val="21"/>
@@ -443,14 +443,14 @@
           <w:p>
             <w:pPr>
               <w:rPr>
-                <w:rFonts w:ascii="Arial" w:hAnsi="Arial" w:cs="Arial"/>
-                <w:sz w:val="21"/>
-                <w:szCs w:val="21"/>
-              </w:rPr>
-            </w:pPr>
-            <w:r>
-              <w:rPr>
-                <w:rFonts w:ascii="Arial" w:hAnsi="Arial" w:cs="Arial"/>
+                <w:rFonts w:ascii="Arial" w:hAnsi="Arial" w:cs="Arial" w:eastAsia="Arial"/>
+                <w:sz w:val="21"/>
+                <w:szCs w:val="21"/>
+              </w:rPr>
+            </w:pPr>
+            <w:r>
+              <w:rPr>
+                <w:rFonts w:ascii="Arial" w:hAnsi="Arial" w:cs="Arial" w:eastAsia="Arial"/>
                 <w:sz w:val="21"/>
                 <w:szCs w:val="21"/>
               </w:rPr>
@@ -477,16 +477,16 @@
             <w:pPr>
               <w:ind w:left="3"/>
               <w:rPr>
-                <w:rFonts w:ascii="Arial" w:hAnsi="Arial" w:cs="Arial"/>
-                <w:b/>
-                <w:bCs/>
-                <w:sz w:val="21"/>
-                <w:szCs w:val="21"/>
-              </w:rPr>
-            </w:pPr>
-            <w:r>
-              <w:rPr>
-                <w:rFonts w:ascii="Arial" w:hAnsi="Arial" w:cs="Arial"/>
+                <w:rFonts w:ascii="Arial" w:hAnsi="Arial" w:cs="Arial" w:eastAsia="Arial"/>
+                <w:b/>
+                <w:bCs/>
+                <w:sz w:val="21"/>
+                <w:szCs w:val="21"/>
+              </w:rPr>
+            </w:pPr>
+            <w:r>
+              <w:rPr>
+                <w:rFonts w:ascii="Arial" w:hAnsi="Arial" w:cs="Arial" w:eastAsia="Arial"/>
                 <w:b/>
                 <w:bCs/>
                 <w:sz w:val="21"/>
@@ -509,7 +509,7 @@
           <w:p>
             <w:pPr>
               <w:rPr>
-                <w:rFonts w:ascii="Arial" w:hAnsi="Arial" w:cs="Arial"/>
+                <w:rFonts w:ascii="Arial" w:hAnsi="Arial" w:cs="Arial" w:eastAsia="Arial"/>
                 <w:sz w:val="21"/>
                 <w:szCs w:val="21"/>
               </w:rPr>
@@ -517,7 +517,7 @@
             <w:proofErr w:type="spellStart"/>
             <w:r>
               <w:rPr>
-                <w:rFonts w:ascii="Arial" w:hAnsi="Arial" w:cs="Arial"/>
+                <w:rFonts w:ascii="Arial" w:hAnsi="Arial" w:cs="Arial" w:eastAsia="Arial"/>
                 <w:sz w:val="21"/>
                 <w:szCs w:val="21"/>
               </w:rPr>
@@ -526,7 +526,7 @@
             <w:proofErr w:type="spellEnd"/>
             <w:r>
               <w:rPr>
-                <w:rFonts w:ascii="Arial" w:hAnsi="Arial" w:cs="Arial"/>
+                <w:rFonts w:ascii="Arial" w:hAnsi="Arial" w:cs="Arial" w:eastAsia="Arial"/>
                 <w:sz w:val="21"/>
                 <w:szCs w:val="21"/>
               </w:rPr>
@@ -553,16 +553,16 @@
             <w:pPr>
               <w:ind w:left="3"/>
               <w:rPr>
-                <w:rFonts w:ascii="Arial" w:hAnsi="Arial" w:cs="Arial"/>
-                <w:b/>
-                <w:bCs/>
-                <w:sz w:val="21"/>
-                <w:szCs w:val="21"/>
-              </w:rPr>
-            </w:pPr>
-            <w:r>
-              <w:rPr>
-                <w:rFonts w:ascii="Arial" w:hAnsi="Arial" w:cs="Arial"/>
+                <w:rFonts w:ascii="Arial" w:hAnsi="Arial" w:cs="Arial" w:eastAsia="Arial"/>
+                <w:b/>
+                <w:bCs/>
+                <w:sz w:val="21"/>
+                <w:szCs w:val="21"/>
+              </w:rPr>
+            </w:pPr>
+            <w:r>
+              <w:rPr>
+                <w:rFonts w:ascii="Arial" w:hAnsi="Arial" w:cs="Arial" w:eastAsia="Arial"/>
                 <w:b/>
                 <w:bCs/>
                 <w:sz w:val="21"/>
@@ -585,7 +585,7 @@
           <w:p>
             <w:pPr>
               <w:rPr>
-                <w:rFonts w:ascii="Arial" w:hAnsi="Arial" w:cs="Arial"/>
+                <w:rFonts w:ascii="Arial" w:hAnsi="Arial" w:cs="Arial" w:eastAsia="Arial"/>
                 <w:sz w:val="21"/>
                 <w:szCs w:val="21"/>
               </w:rPr>
@@ -593,7 +593,7 @@
             <w:proofErr w:type="spellStart"/>
             <w:r>
               <w:rPr>
-                <w:rFonts w:ascii="Arial" w:hAnsi="Arial" w:cs="Arial"/>
+                <w:rFonts w:ascii="Arial" w:hAnsi="Arial" w:cs="Arial" w:eastAsia="Arial"/>
                 <w:sz w:val="21"/>
                 <w:szCs w:val="21"/>
               </w:rPr>
@@ -602,7 +602,7 @@
             <w:proofErr w:type="spellEnd"/>
             <w:r>
               <w:rPr>
-                <w:rFonts w:ascii="Arial" w:hAnsi="Arial" w:cs="Arial"/>
+                <w:rFonts w:ascii="Arial" w:hAnsi="Arial" w:cs="Arial" w:eastAsia="Arial"/>
                 <w:sz w:val="21"/>
                 <w:szCs w:val="21"/>
               </w:rPr>
@@ -629,16 +629,16 @@
             <w:pPr>
               <w:ind w:left="3"/>
               <w:rPr>
-                <w:rFonts w:ascii="Arial" w:hAnsi="Arial" w:cs="Arial"/>
-                <w:b/>
-                <w:bCs/>
-                <w:sz w:val="21"/>
-                <w:szCs w:val="21"/>
-              </w:rPr>
-            </w:pPr>
-            <w:r>
-              <w:rPr>
-                <w:rFonts w:ascii="Arial" w:hAnsi="Arial" w:cs="Arial"/>
+                <w:rFonts w:ascii="Arial" w:hAnsi="Arial" w:cs="Arial" w:eastAsia="Arial"/>
+                <w:b/>
+                <w:bCs/>
+                <w:sz w:val="21"/>
+                <w:szCs w:val="21"/>
+              </w:rPr>
+            </w:pPr>
+            <w:r>
+              <w:rPr>
+                <w:rFonts w:ascii="Arial" w:hAnsi="Arial" w:cs="Arial" w:eastAsia="Arial"/>
                 <w:b/>
                 <w:bCs/>
                 <w:sz w:val="21"/>
@@ -661,7 +661,7 @@
           <w:p>
             <w:pPr>
               <w:rPr>
-                <w:rFonts w:ascii="Arial" w:hAnsi="Arial" w:cs="Arial"/>
+                <w:rFonts w:ascii="Arial" w:hAnsi="Arial" w:cs="Arial" w:eastAsia="Arial"/>
                 <w:sz w:val="21"/>
                 <w:szCs w:val="21"/>
               </w:rPr>
@@ -669,7 +669,7 @@
             <w:proofErr w:type="spellStart"/>
             <w:r>
               <w:rPr>
-                <w:rFonts w:ascii="Arial" w:hAnsi="Arial" w:cs="Arial"/>
+                <w:rFonts w:ascii="Arial" w:hAnsi="Arial" w:cs="Arial" w:eastAsia="Arial"/>
                 <w:sz w:val="21"/>
                 <w:szCs w:val="21"/>
               </w:rPr>
@@ -678,7 +678,7 @@
             <w:proofErr w:type="spellEnd"/>
             <w:r>
               <w:rPr>
-                <w:rFonts w:ascii="Arial" w:hAnsi="Arial" w:cs="Arial"/>
+                <w:rFonts w:ascii="Arial" w:hAnsi="Arial" w:cs="Arial" w:eastAsia="Arial"/>
                 <w:sz w:val="21"/>
                 <w:szCs w:val="21"/>
               </w:rPr>
@@ -705,16 +705,16 @@
             <w:pPr>
               <w:ind w:left="3"/>
               <w:rPr>
-                <w:rFonts w:ascii="Arial" w:hAnsi="Arial" w:cs="Arial"/>
-                <w:b/>
-                <w:bCs/>
-                <w:sz w:val="21"/>
-                <w:szCs w:val="21"/>
-              </w:rPr>
-            </w:pPr>
-            <w:r>
-              <w:rPr>
-                <w:rFonts w:ascii="Arial" w:hAnsi="Arial" w:cs="Arial"/>
+                <w:rFonts w:ascii="Arial" w:hAnsi="Arial" w:cs="Arial" w:eastAsia="Arial"/>
+                <w:b/>
+                <w:bCs/>
+                <w:sz w:val="21"/>
+                <w:szCs w:val="21"/>
+              </w:rPr>
+            </w:pPr>
+            <w:r>
+              <w:rPr>
+                <w:rFonts w:ascii="Arial" w:hAnsi="Arial" w:cs="Arial" w:eastAsia="Arial"/>
                 <w:b/>
                 <w:bCs/>
                 <w:sz w:val="21"/>
@@ -737,7 +737,7 @@
           <w:p>
             <w:pPr>
               <w:rPr>
-                <w:rFonts w:ascii="Arial" w:hAnsi="Arial" w:cs="Arial"/>
+                <w:rFonts w:ascii="Arial" w:hAnsi="Arial" w:cs="Arial" w:eastAsia="Arial"/>
                 <w:sz w:val="21"/>
                 <w:szCs w:val="21"/>
               </w:rPr>
@@ -745,7 +745,7 @@
             <w:proofErr w:type="spellStart"/>
             <w:r>
               <w:rPr>
-                <w:rFonts w:ascii="Arial" w:hAnsi="Arial" w:cs="Arial"/>
+                <w:rFonts w:ascii="Arial" w:hAnsi="Arial" w:cs="Arial" w:eastAsia="Arial"/>
                 <w:sz w:val="21"/>
                 <w:szCs w:val="21"/>
               </w:rPr>
@@ -754,7 +754,7 @@
             <w:proofErr w:type="spellEnd"/>
             <w:r>
               <w:rPr>
-                <w:rFonts w:ascii="Arial" w:hAnsi="Arial" w:cs="Arial"/>
+                <w:rFonts w:ascii="Arial" w:hAnsi="Arial" w:cs="Arial" w:eastAsia="Arial"/>
                 <w:sz w:val="21"/>
                 <w:szCs w:val="21"/>
               </w:rPr>
@@ -781,16 +781,16 @@
             <w:pPr>
               <w:ind w:left="3"/>
               <w:rPr>
-                <w:rFonts w:ascii="Arial" w:hAnsi="Arial" w:cs="Arial"/>
-                <w:b/>
-                <w:bCs/>
-                <w:sz w:val="21"/>
-                <w:szCs w:val="21"/>
-              </w:rPr>
-            </w:pPr>
-            <w:r>
-              <w:rPr>
-                <w:rFonts w:ascii="Arial" w:hAnsi="Arial" w:cs="Arial"/>
+                <w:rFonts w:ascii="Arial" w:hAnsi="Arial" w:cs="Arial" w:eastAsia="Arial"/>
+                <w:b/>
+                <w:bCs/>
+                <w:sz w:val="21"/>
+                <w:szCs w:val="21"/>
+              </w:rPr>
+            </w:pPr>
+            <w:r>
+              <w:rPr>
+                <w:rFonts w:ascii="Arial" w:hAnsi="Arial" w:cs="Arial" w:eastAsia="Arial"/>
                 <w:b/>
                 <w:bCs/>
                 <w:sz w:val="21"/>
@@ -813,7 +813,7 @@
           <w:p>
             <w:pPr>
               <w:rPr>
-                <w:rFonts w:ascii="Arial" w:hAnsi="Arial" w:cs="Arial"/>
+                <w:rFonts w:ascii="Arial" w:hAnsi="Arial" w:cs="Arial" w:eastAsia="Arial"/>
                 <w:sz w:val="21"/>
                 <w:szCs w:val="21"/>
               </w:rPr>
@@ -821,7 +821,7 @@
             <w:proofErr w:type="spellStart"/>
             <w:r>
               <w:rPr>
-                <w:rFonts w:ascii="Arial" w:hAnsi="Arial" w:cs="Arial"/>
+                <w:rFonts w:ascii="Arial" w:hAnsi="Arial" w:cs="Arial" w:eastAsia="Arial"/>
                 <w:sz w:val="21"/>
                 <w:szCs w:val="21"/>
               </w:rPr>
@@ -830,7 +830,7 @@
             <w:proofErr w:type="spellEnd"/>
             <w:r>
               <w:rPr>
-                <w:rFonts w:ascii="Arial" w:hAnsi="Arial" w:cs="Arial"/>
+                <w:rFonts w:ascii="Arial" w:hAnsi="Arial" w:cs="Arial" w:eastAsia="Arial"/>
                 <w:sz w:val="21"/>
                 <w:szCs w:val="21"/>
               </w:rPr>
@@ -839,7 +839,7 @@
             <w:proofErr w:type="gramStart"/>
             <w:r>
               <w:rPr>
-                <w:rFonts w:ascii="Arial" w:hAnsi="Arial" w:cs="Arial"/>
+                <w:rFonts w:ascii="Arial" w:hAnsi="Arial" w:cs="Arial" w:eastAsia="Arial"/>
                 <w:sz w:val="21"/>
                 <w:szCs w:val="21"/>
               </w:rPr>
@@ -848,7 +848,7 @@
             <w:proofErr w:type="gramEnd"/>
             <w:r>
               <w:rPr>
-                <w:rFonts w:ascii="Arial" w:hAnsi="Arial" w:cs="Arial"/>
+                <w:rFonts w:ascii="Arial" w:hAnsi="Arial" w:cs="Arial" w:eastAsia="Arial"/>
                 <w:sz w:val="21"/>
                 <w:szCs w:val="21"/>
               </w:rPr>
@@ -875,16 +875,16 @@
             <w:pPr>
               <w:ind w:left="3"/>
               <w:rPr>
-                <w:rFonts w:ascii="Arial" w:hAnsi="Arial" w:cs="Arial"/>
-                <w:b/>
-                <w:bCs/>
-                <w:sz w:val="21"/>
-                <w:szCs w:val="21"/>
-              </w:rPr>
-            </w:pPr>
-            <w:r>
-              <w:rPr>
-                <w:rFonts w:ascii="Arial" w:hAnsi="Arial" w:cs="Arial"/>
+                <w:rFonts w:ascii="Arial" w:hAnsi="Arial" w:cs="Arial" w:eastAsia="Arial"/>
+                <w:b/>
+                <w:bCs/>
+                <w:sz w:val="21"/>
+                <w:szCs w:val="21"/>
+              </w:rPr>
+            </w:pPr>
+            <w:r>
+              <w:rPr>
+                <w:rFonts w:ascii="Arial" w:hAnsi="Arial" w:cs="Arial" w:eastAsia="Arial"/>
                 <w:b/>
                 <w:bCs/>
                 <w:sz w:val="21"/>
@@ -907,7 +907,7 @@
           <w:p>
             <w:pPr>
               <w:rPr>
-                <w:rFonts w:ascii="Arial" w:hAnsi="Arial" w:cs="Arial"/>
+                <w:rFonts w:ascii="Arial" w:hAnsi="Arial" w:cs="Arial" w:eastAsia="Arial"/>
                 <w:sz w:val="21"/>
                 <w:szCs w:val="21"/>
               </w:rPr>
@@ -915,7 +915,7 @@
             <w:proofErr w:type="spellStart"/>
             <w:r>
               <w:rPr>
-                <w:rFonts w:ascii="Arial" w:hAnsi="Arial" w:cs="Arial"/>
+                <w:rFonts w:ascii="Arial" w:hAnsi="Arial" w:cs="Arial" w:eastAsia="Arial"/>
                 <w:sz w:val="21"/>
                 <w:szCs w:val="21"/>
               </w:rPr>
@@ -924,7 +924,7 @@
             <w:proofErr w:type="spellEnd"/>
             <w:r>
               <w:rPr>
-                <w:rFonts w:ascii="Arial" w:hAnsi="Arial" w:cs="Arial"/>
+                <w:rFonts w:ascii="Arial" w:hAnsi="Arial" w:cs="Arial" w:eastAsia="Arial"/>
                 <w:sz w:val="21"/>
                 <w:szCs w:val="21"/>
               </w:rPr>
@@ -951,16 +951,16 @@
             <w:pPr>
               <w:ind w:left="3"/>
               <w:rPr>
-                <w:rFonts w:ascii="Arial" w:hAnsi="Arial" w:cs="Arial"/>
-                <w:b/>
-                <w:bCs/>
-                <w:sz w:val="21"/>
-                <w:szCs w:val="21"/>
-              </w:rPr>
-            </w:pPr>
-            <w:r>
-              <w:rPr>
-                <w:rFonts w:ascii="Arial" w:hAnsi="Arial" w:cs="Arial"/>
+                <w:rFonts w:ascii="Arial" w:hAnsi="Arial" w:cs="Arial" w:eastAsia="Arial"/>
+                <w:b/>
+                <w:bCs/>
+                <w:sz w:val="21"/>
+                <w:szCs w:val="21"/>
+              </w:rPr>
+            </w:pPr>
+            <w:r>
+              <w:rPr>
+                <w:rFonts w:ascii="Arial" w:hAnsi="Arial" w:cs="Arial" w:eastAsia="Arial"/>
                 <w:b/>
                 <w:bCs/>
                 <w:sz w:val="21"/>
@@ -983,14 +983,14 @@
           <w:p>
             <w:pPr>
               <w:rPr>
-                <w:rFonts w:ascii="Arial" w:hAnsi="Arial" w:cs="Arial"/>
-                <w:sz w:val="21"/>
-                <w:szCs w:val="21"/>
-              </w:rPr>
-            </w:pPr>
-            <w:r>
-              <w:rPr>
-                <w:rFonts w:ascii="Arial" w:hAnsi="Arial" w:cs="Arial"/>
+                <w:rFonts w:ascii="Arial" w:hAnsi="Arial" w:cs="Arial" w:eastAsia="Arial"/>
+                <w:sz w:val="21"/>
+                <w:szCs w:val="21"/>
+              </w:rPr>
+            </w:pPr>
+            <w:r>
+              <w:rPr>
+                <w:rFonts w:ascii="Arial" w:hAnsi="Arial" w:cs="Arial" w:eastAsia="Arial"/>
                 <w:sz w:val="21"/>
                 <w:szCs w:val="21"/>
               </w:rPr>
@@ -1017,16 +1017,16 @@
             <w:pPr>
               <w:ind w:left="3"/>
               <w:rPr>
-                <w:rFonts w:ascii="Arial" w:hAnsi="Arial" w:cs="Arial"/>
-                <w:b/>
-                <w:bCs/>
-                <w:sz w:val="21"/>
-                <w:szCs w:val="21"/>
-              </w:rPr>
-            </w:pPr>
-            <w:r>
-              <w:rPr>
-                <w:rFonts w:ascii="Arial" w:hAnsi="Arial" w:cs="Arial"/>
+                <w:rFonts w:ascii="Arial" w:hAnsi="Arial" w:cs="Arial" w:eastAsia="Arial"/>
+                <w:b/>
+                <w:bCs/>
+                <w:sz w:val="21"/>
+                <w:szCs w:val="21"/>
+              </w:rPr>
+            </w:pPr>
+            <w:r>
+              <w:rPr>
+                <w:rFonts w:ascii="Arial" w:hAnsi="Arial" w:cs="Arial" w:eastAsia="Arial"/>
                 <w:b/>
                 <w:bCs/>
                 <w:sz w:val="21"/>
@@ -1050,14 +1050,14 @@
             <w:pPr>
               <w:spacing w:line="240" w:lineRule="auto"/>
               <w:rPr>
-                <w:rFonts w:ascii="Arial" w:eastAsia="Times New Roman" w:hAnsi="Arial" w:cs="Arial"/>
-                <w:sz w:val="21"/>
-                <w:szCs w:val="21"/>
-              </w:rPr>
-            </w:pPr>
-            <w:r>
-              <w:rPr>
-                <w:rFonts w:ascii="Arial" w:hAnsi="Arial" w:cs="Arial"/>
+                <w:rFonts w:ascii="Arial" w:hAnsi="Arial" w:cs="Arial" w:eastAsia="Arial"/>
+                <w:sz w:val="21"/>
+                <w:szCs w:val="21"/>
+              </w:rPr>
+            </w:pPr>
+            <w:r>
+              <w:rPr>
+                <w:rFonts w:ascii="Arial" w:hAnsi="Arial" w:cs="Arial" w:eastAsia="Arial"/>
                 <w:sz w:val="21"/>
                 <w:szCs w:val="21"/>
               </w:rPr>
@@ -1067,7 +1067,7 @@
           <w:p>
             <w:pPr>
               <w:rPr>
-                <w:rFonts w:ascii="Arial" w:hAnsi="Arial" w:cs="Arial"/>
+                <w:rFonts w:ascii="Arial" w:hAnsi="Arial" w:cs="Arial" w:eastAsia="Arial"/>
                 <w:sz w:val="21"/>
                 <w:szCs w:val="21"/>
               </w:rPr>
@@ -1093,16 +1093,16 @@
             <w:pPr>
               <w:ind w:left="3"/>
               <w:rPr>
-                <w:rFonts w:ascii="Arial" w:hAnsi="Arial" w:cs="Arial"/>
-                <w:b/>
-                <w:bCs/>
-                <w:sz w:val="21"/>
-                <w:szCs w:val="21"/>
-              </w:rPr>
-            </w:pPr>
-            <w:r>
-              <w:rPr>
-                <w:rFonts w:ascii="Arial" w:hAnsi="Arial" w:cs="Arial"/>
+                <w:rFonts w:ascii="Arial" w:hAnsi="Arial" w:cs="Arial" w:eastAsia="Arial"/>
+                <w:b/>
+                <w:bCs/>
+                <w:sz w:val="21"/>
+                <w:szCs w:val="21"/>
+              </w:rPr>
+            </w:pPr>
+            <w:r>
+              <w:rPr>
+                <w:rFonts w:ascii="Arial" w:hAnsi="Arial" w:cs="Arial" w:eastAsia="Arial"/>
                 <w:b/>
                 <w:bCs/>
                 <w:sz w:val="21"/>
@@ -1126,14 +1126,14 @@
             <w:pPr>
               <w:spacing w:line="240" w:lineRule="auto"/>
               <w:rPr>
-                <w:rFonts w:ascii="Arial" w:hAnsi="Arial" w:cs="Arial"/>
-                <w:sz w:val="21"/>
-                <w:szCs w:val="21"/>
-              </w:rPr>
-            </w:pPr>
-            <w:r>
-              <w:rPr>
-                <w:rFonts w:ascii="Arial" w:hAnsi="Arial" w:cs="Arial"/>
+                <w:rFonts w:ascii="Arial" w:hAnsi="Arial" w:cs="Arial" w:eastAsia="Arial"/>
+                <w:sz w:val="21"/>
+                <w:szCs w:val="21"/>
+              </w:rPr>
+            </w:pPr>
+            <w:r>
+              <w:rPr>
+                <w:rFonts w:ascii="Arial" w:hAnsi="Arial" w:cs="Arial" w:eastAsia="Arial"/>
                 <w:sz w:val="21"/>
                 <w:szCs w:val="21"/>
               </w:rPr>
@@ -1160,16 +1160,16 @@
             <w:pPr>
               <w:ind w:left="3"/>
               <w:rPr>
-                <w:rFonts w:ascii="Arial" w:hAnsi="Arial" w:cs="Arial"/>
-                <w:b/>
-                <w:bCs/>
-                <w:sz w:val="21"/>
-                <w:szCs w:val="21"/>
-              </w:rPr>
-            </w:pPr>
-            <w:r>
-              <w:rPr>
-                <w:rFonts w:ascii="Arial" w:hAnsi="Arial" w:cs="Arial"/>
+                <w:rFonts w:ascii="Arial" w:hAnsi="Arial" w:cs="Arial" w:eastAsia="Arial"/>
+                <w:b/>
+                <w:bCs/>
+                <w:sz w:val="21"/>
+                <w:szCs w:val="21"/>
+              </w:rPr>
+            </w:pPr>
+            <w:r>
+              <w:rPr>
+                <w:rFonts w:ascii="Arial" w:hAnsi="Arial" w:cs="Arial" w:eastAsia="Arial"/>
                 <w:b/>
                 <w:bCs/>
                 <w:sz w:val="21"/>
@@ -1193,14 +1193,14 @@
             <w:pPr>
               <w:spacing w:line="240" w:lineRule="auto"/>
               <w:rPr>
-                <w:rFonts w:ascii="Arial" w:hAnsi="Arial" w:cs="Arial"/>
-                <w:sz w:val="21"/>
-                <w:szCs w:val="21"/>
-              </w:rPr>
-            </w:pPr>
-            <w:r>
-              <w:rPr>
-                <w:rFonts w:ascii="Arial" w:hAnsi="Arial" w:cs="Arial"/>
+                <w:rFonts w:ascii="Arial" w:hAnsi="Arial" w:cs="Arial" w:eastAsia="Arial"/>
+                <w:sz w:val="21"/>
+                <w:szCs w:val="21"/>
+              </w:rPr>
+            </w:pPr>
+            <w:r>
+              <w:rPr>
+                <w:rFonts w:ascii="Arial" w:hAnsi="Arial" w:cs="Arial" w:eastAsia="Arial"/>
                 <w:sz w:val="21"/>
                 <w:szCs w:val="21"/>
               </w:rPr>
@@ -1227,16 +1227,16 @@
             <w:pPr>
               <w:ind w:left="3"/>
               <w:rPr>
-                <w:rFonts w:ascii="Arial" w:hAnsi="Arial" w:cs="Arial"/>
-                <w:b/>
-                <w:bCs/>
-                <w:sz w:val="21"/>
-                <w:szCs w:val="21"/>
-              </w:rPr>
-            </w:pPr>
-            <w:r>
-              <w:rPr>
-                <w:rFonts w:ascii="Arial" w:hAnsi="Arial" w:cs="Arial"/>
+                <w:rFonts w:ascii="Arial" w:hAnsi="Arial" w:cs="Arial" w:eastAsia="Arial"/>
+                <w:b/>
+                <w:bCs/>
+                <w:sz w:val="21"/>
+                <w:szCs w:val="21"/>
+              </w:rPr>
+            </w:pPr>
+            <w:r>
+              <w:rPr>
+                <w:rFonts w:ascii="Arial" w:hAnsi="Arial" w:cs="Arial" w:eastAsia="Arial"/>
                 <w:b/>
                 <w:bCs/>
                 <w:sz w:val="21"/>
@@ -1260,14 +1260,14 @@
             <w:pPr>
               <w:spacing w:line="240" w:lineRule="auto"/>
               <w:rPr>
-                <w:rFonts w:ascii="Arial" w:hAnsi="Arial" w:cs="Arial"/>
-                <w:sz w:val="21"/>
-                <w:szCs w:val="21"/>
-              </w:rPr>
-            </w:pPr>
-            <w:r>
-              <w:rPr>
-                <w:rFonts w:ascii="Arial" w:hAnsi="Arial" w:cs="Arial"/>
+                <w:rFonts w:ascii="Arial" w:hAnsi="Arial" w:cs="Arial" w:eastAsia="Arial"/>
+                <w:sz w:val="21"/>
+                <w:szCs w:val="21"/>
+              </w:rPr>
+            </w:pPr>
+            <w:r>
+              <w:rPr>
+                <w:rFonts w:ascii="Arial" w:hAnsi="Arial" w:cs="Arial" w:eastAsia="Arial"/>
                 <w:sz w:val="21"/>
                 <w:szCs w:val="21"/>
               </w:rPr>
@@ -1275,7 +1275,7 @@
             </w:r>
             <w:r>
               <w:rPr>
-                <w:rFonts w:ascii="Arial" w:hAnsi="Arial" w:cs="Arial"/>
+                <w:rFonts w:ascii="Arial" w:hAnsi="Arial" w:cs="Arial" w:eastAsia="Arial"/>
                 <w:sz w:val="21"/>
                 <w:szCs w:val="21"/>
               </w:rPr>
@@ -1301,10 +1301,10 @@
   <w:docDefaults>
     <w:rPrDefault>
       <w:rPr>
-        <w:rFonts w:asciiTheme="minorHAnsi" w:eastAsiaTheme="minorHAnsi" w:hAnsiTheme="minorHAnsi" w:cstheme="minorBidi"/>
+        <w:rFonts w:ascii="Arial" w:hAnsi="Arial" w:cs="Arial" w:eastAsia="Arial"/>
         <w:kern w:val="2"/>
-        <w:sz w:val="24"/>
-        <w:szCs w:val="24"/>
+        <w:sz w:val="21"/>
+        <w:szCs w:val="21"/>
         <w:lang w:val="en-IN" w:eastAsia="en-US" w:bidi="ar-SA"/>
         <w14:ligatures w14:val="standardContextual"/>
       </w:rPr>
@@ -1701,9 +1701,9 @@
       <w:spacing w:line="259" w:lineRule="auto"/>
     </w:pPr>
     <w:rPr>
-      <w:rFonts w:ascii="Calibri" w:eastAsia="Calibri" w:hAnsi="Calibri" w:cs="Calibri"/>
+      <w:rFonts w:ascii="Arial" w:hAnsi="Arial" w:cs="Arial" w:eastAsia="Arial"/>
       <w:color w:val="000000"/>
-      <w:sz w:val="22"/>
+      <w:sz w:val="21"/>
       <w:lang w:eastAsia="en-IN"/>
     </w:rPr>
   </w:style>
@@ -1722,10 +1722,10 @@
       <w:outlineLvl w:val="0"/>
     </w:pPr>
     <w:rPr>
-      <w:rFonts w:asciiTheme="majorHAnsi" w:eastAsiaTheme="majorEastAsia" w:hAnsiTheme="majorHAnsi" w:cstheme="majorBidi"/>
+      <w:rFonts w:ascii="Arial" w:hAnsi="Arial" w:cs="Arial" w:eastAsia="Arial"/>
       <w:color w:val="0F4761" w:themeColor="accent1" w:themeShade="BF"/>
-      <w:sz w:val="40"/>
-      <w:szCs w:val="40"/>
+      <w:sz w:val="21"/>
+      <w:szCs w:val="21"/>
       <w:lang w:eastAsia="en-US"/>
     </w:rPr>
   </w:style>
@@ -1746,10 +1746,10 @@
       <w:outlineLvl w:val="1"/>
     </w:pPr>
     <w:rPr>
-      <w:rFonts w:asciiTheme="majorHAnsi" w:eastAsiaTheme="majorEastAsia" w:hAnsiTheme="majorHAnsi" w:cstheme="majorBidi"/>
+      <w:rFonts w:ascii="Arial" w:hAnsi="Arial" w:cs="Arial" w:eastAsia="Arial"/>
       <w:color w:val="0F4761" w:themeColor="accent1" w:themeShade="BF"/>
-      <w:sz w:val="32"/>
-      <w:szCs w:val="32"/>
+      <w:sz w:val="21"/>
+      <w:szCs w:val="21"/>
       <w:lang w:eastAsia="en-US"/>
     </w:rPr>
   </w:style>
@@ -1770,10 +1770,10 @@
       <w:outlineLvl w:val="2"/>
     </w:pPr>
     <w:rPr>
-      <w:rFonts w:asciiTheme="minorHAnsi" w:eastAsiaTheme="majorEastAsia" w:hAnsiTheme="minorHAnsi" w:cstheme="majorBidi"/>
+      <w:rFonts w:ascii="Arial" w:hAnsi="Arial" w:cs="Arial" w:eastAsia="Arial"/>
       <w:color w:val="0F4761" w:themeColor="accent1" w:themeShade="BF"/>
-      <w:sz w:val="28"/>
-      <w:szCs w:val="28"/>
+      <w:sz w:val="21"/>
+      <w:szCs w:val="21"/>
       <w:lang w:eastAsia="en-US"/>
     </w:rPr>
   </w:style>
@@ -1794,11 +1794,11 @@
       <w:outlineLvl w:val="3"/>
     </w:pPr>
     <w:rPr>
-      <w:rFonts w:asciiTheme="minorHAnsi" w:eastAsiaTheme="majorEastAsia" w:hAnsiTheme="minorHAnsi" w:cstheme="majorBidi"/>
+      <w:rFonts w:ascii="Arial" w:hAnsi="Arial" w:cs="Arial" w:eastAsia="Arial"/>
       <w:i/>
       <w:iCs/>
       <w:color w:val="0F4761" w:themeColor="accent1" w:themeShade="BF"/>
-      <w:sz w:val="24"/>
+      <w:sz w:val="21"/>
       <w:lang w:eastAsia="en-US"/>
     </w:rPr>
   </w:style>
@@ -1819,9 +1819,9 @@
       <w:outlineLvl w:val="4"/>
     </w:pPr>
     <w:rPr>
-      <w:rFonts w:asciiTheme="minorHAnsi" w:eastAsiaTheme="majorEastAsia" w:hAnsiTheme="minorHAnsi" w:cstheme="majorBidi"/>
+      <w:rFonts w:ascii="Arial" w:hAnsi="Arial" w:cs="Arial" w:eastAsia="Arial"/>
       <w:color w:val="0F4761" w:themeColor="accent1" w:themeShade="BF"/>
-      <w:sz w:val="24"/>
+      <w:sz w:val="21"/>
       <w:lang w:eastAsia="en-US"/>
     </w:rPr>
   </w:style>
@@ -1842,11 +1842,11 @@
       <w:outlineLvl w:val="5"/>
     </w:pPr>
     <w:rPr>
-      <w:rFonts w:asciiTheme="minorHAnsi" w:eastAsiaTheme="majorEastAsia" w:hAnsiTheme="minorHAnsi" w:cstheme="majorBidi"/>
+      <w:rFonts w:ascii="Arial" w:hAnsi="Arial" w:cs="Arial" w:eastAsia="Arial"/>
       <w:i/>
       <w:iCs/>
       <w:color w:val="595959" w:themeColor="text1" w:themeTint="A6"/>
-      <w:sz w:val="24"/>
+      <w:sz w:val="21"/>
       <w:lang w:eastAsia="en-US"/>
     </w:rPr>
   </w:style>
@@ -1867,9 +1867,9 @@
       <w:outlineLvl w:val="6"/>
     </w:pPr>
     <w:rPr>
-      <w:rFonts w:asciiTheme="minorHAnsi" w:eastAsiaTheme="majorEastAsia" w:hAnsiTheme="minorHAnsi" w:cstheme="majorBidi"/>
+      <w:rFonts w:ascii="Arial" w:hAnsi="Arial" w:cs="Arial" w:eastAsia="Arial"/>
       <w:color w:val="595959" w:themeColor="text1" w:themeTint="A6"/>
-      <w:sz w:val="24"/>
+      <w:sz w:val="21"/>
       <w:lang w:eastAsia="en-US"/>
     </w:rPr>
   </w:style>
@@ -1890,11 +1890,11 @@
       <w:outlineLvl w:val="7"/>
     </w:pPr>
     <w:rPr>
-      <w:rFonts w:asciiTheme="minorHAnsi" w:eastAsiaTheme="majorEastAsia" w:hAnsiTheme="minorHAnsi" w:cstheme="majorBidi"/>
+      <w:rFonts w:ascii="Arial" w:hAnsi="Arial" w:cs="Arial" w:eastAsia="Arial"/>
       <w:i/>
       <w:iCs/>
       <w:color w:val="272727" w:themeColor="text1" w:themeTint="D8"/>
-      <w:sz w:val="24"/>
+      <w:sz w:val="21"/>
       <w:lang w:eastAsia="en-US"/>
     </w:rPr>
   </w:style>
@@ -1915,9 +1915,9 @@
       <w:outlineLvl w:val="8"/>
     </w:pPr>
     <w:rPr>
-      <w:rFonts w:asciiTheme="minorHAnsi" w:eastAsiaTheme="majorEastAsia" w:hAnsiTheme="minorHAnsi" w:cstheme="majorBidi"/>
+      <w:rFonts w:ascii="Arial" w:hAnsi="Arial" w:cs="Arial" w:eastAsia="Arial"/>
       <w:color w:val="272727" w:themeColor="text1" w:themeTint="D8"/>
-      <w:sz w:val="24"/>
+      <w:sz w:val="21"/>
       <w:lang w:eastAsia="en-US"/>
     </w:rPr>
   </w:style>
@@ -1954,10 +1954,10 @@
     <w:uiPriority w:val="9"/>
     <w:rsid w:val="00C44E90"/>
     <w:rPr>
-      <w:rFonts w:asciiTheme="majorHAnsi" w:eastAsiaTheme="majorEastAsia" w:hAnsiTheme="majorHAnsi" w:cstheme="majorBidi"/>
+      <w:rFonts w:ascii="Arial" w:hAnsi="Arial" w:cs="Arial" w:eastAsia="Arial"/>
       <w:color w:val="0F4761" w:themeColor="accent1" w:themeShade="BF"/>
-      <w:sz w:val="40"/>
-      <w:szCs w:val="40"/>
+      <w:sz w:val="21"/>
+      <w:szCs w:val="21"/>
     </w:rPr>
   </w:style>
   <w:style w:type="character" w:customStyle="1" w:styleId="Heading2Char">
@@ -1968,10 +1968,10 @@
     <w:semiHidden/>
     <w:rsid w:val="00C44E90"/>
     <w:rPr>
-      <w:rFonts w:asciiTheme="majorHAnsi" w:eastAsiaTheme="majorEastAsia" w:hAnsiTheme="majorHAnsi" w:cstheme="majorBidi"/>
+      <w:rFonts w:ascii="Arial" w:hAnsi="Arial" w:cs="Arial" w:eastAsia="Arial"/>
       <w:color w:val="0F4761" w:themeColor="accent1" w:themeShade="BF"/>
-      <w:sz w:val="32"/>
-      <w:szCs w:val="32"/>
+      <w:sz w:val="21"/>
+      <w:szCs w:val="21"/>
     </w:rPr>
   </w:style>
   <w:style w:type="character" w:customStyle="1" w:styleId="Heading3Char">
@@ -1982,10 +1982,10 @@
     <w:semiHidden/>
     <w:rsid w:val="00C44E90"/>
     <w:rPr>
-      <w:rFonts w:eastAsiaTheme="majorEastAsia" w:cstheme="majorBidi"/>
+      <w:rFonts w:ascii="Arial" w:hAnsi="Arial" w:cs="Arial" w:eastAsia="Arial"/>
       <w:color w:val="0F4761" w:themeColor="accent1" w:themeShade="BF"/>
-      <w:sz w:val="28"/>
-      <w:szCs w:val="28"/>
+      <w:sz w:val="21"/>
+      <w:szCs w:val="21"/>
     </w:rPr>
   </w:style>
   <w:style w:type="character" w:customStyle="1" w:styleId="Heading4Char">
@@ -1996,7 +1996,7 @@
     <w:semiHidden/>
     <w:rsid w:val="00C44E90"/>
     <w:rPr>
-      <w:rFonts w:eastAsiaTheme="majorEastAsia" w:cstheme="majorBidi"/>
+      <w:rFonts w:ascii="Arial" w:hAnsi="Arial" w:cs="Arial" w:eastAsia="Arial"/>
       <w:i/>
       <w:iCs/>
       <w:color w:val="0F4761" w:themeColor="accent1" w:themeShade="BF"/>
@@ -2010,7 +2010,7 @@
     <w:semiHidden/>
     <w:rsid w:val="00C44E90"/>
     <w:rPr>
-      <w:rFonts w:eastAsiaTheme="majorEastAsia" w:cstheme="majorBidi"/>
+      <w:rFonts w:ascii="Arial" w:hAnsi="Arial" w:cs="Arial" w:eastAsia="Arial"/>
       <w:color w:val="0F4761" w:themeColor="accent1" w:themeShade="BF"/>
     </w:rPr>
   </w:style>
@@ -2022,7 +2022,7 @@
     <w:semiHidden/>
     <w:rsid w:val="00C44E90"/>
     <w:rPr>
-      <w:rFonts w:eastAsiaTheme="majorEastAsia" w:cstheme="majorBidi"/>
+      <w:rFonts w:ascii="Arial" w:hAnsi="Arial" w:cs="Arial" w:eastAsia="Arial"/>
       <w:i/>
       <w:iCs/>
       <w:color w:val="595959" w:themeColor="text1" w:themeTint="A6"/>
@@ -2036,7 +2036,7 @@
     <w:semiHidden/>
     <w:rsid w:val="00C44E90"/>
     <w:rPr>
-      <w:rFonts w:eastAsiaTheme="majorEastAsia" w:cstheme="majorBidi"/>
+      <w:rFonts w:ascii="Arial" w:hAnsi="Arial" w:cs="Arial" w:eastAsia="Arial"/>
       <w:color w:val="595959" w:themeColor="text1" w:themeTint="A6"/>
     </w:rPr>
   </w:style>
@@ -2048,7 +2048,7 @@
     <w:semiHidden/>
     <w:rsid w:val="00C44E90"/>
     <w:rPr>
-      <w:rFonts w:eastAsiaTheme="majorEastAsia" w:cstheme="majorBidi"/>
+      <w:rFonts w:ascii="Arial" w:hAnsi="Arial" w:cs="Arial" w:eastAsia="Arial"/>
       <w:i/>
       <w:iCs/>
       <w:color w:val="272727" w:themeColor="text1" w:themeTint="D8"/>
@@ -2062,7 +2062,7 @@
     <w:semiHidden/>
     <w:rsid w:val="00C44E90"/>
     <w:rPr>
-      <w:rFonts w:eastAsiaTheme="majorEastAsia" w:cstheme="majorBidi"/>
+      <w:rFonts w:ascii="Arial" w:hAnsi="Arial" w:cs="Arial" w:eastAsia="Arial"/>
       <w:color w:val="272727" w:themeColor="text1" w:themeTint="D8"/>
     </w:rPr>
   </w:style>
@@ -2079,12 +2079,12 @@
       <w:contextualSpacing/>
     </w:pPr>
     <w:rPr>
-      <w:rFonts w:asciiTheme="majorHAnsi" w:eastAsiaTheme="majorEastAsia" w:hAnsiTheme="majorHAnsi" w:cstheme="majorBidi"/>
+      <w:rFonts w:ascii="Arial" w:hAnsi="Arial" w:cs="Arial" w:eastAsia="Arial"/>
       <w:color w:val="auto"/>
       <w:spacing w:val="-10"/>
       <w:kern w:val="28"/>
-      <w:sz w:val="56"/>
-      <w:szCs w:val="56"/>
+      <w:sz w:val="21"/>
+      <w:szCs w:val="21"/>
       <w:lang w:eastAsia="en-US"/>
     </w:rPr>
   </w:style>
@@ -2095,11 +2095,11 @@
     <w:uiPriority w:val="10"/>
     <w:rsid w:val="00C44E90"/>
     <w:rPr>
-      <w:rFonts w:asciiTheme="majorHAnsi" w:eastAsiaTheme="majorEastAsia" w:hAnsiTheme="majorHAnsi" w:cstheme="majorBidi"/>
+      <w:rFonts w:ascii="Arial" w:hAnsi="Arial" w:cs="Arial" w:eastAsia="Arial"/>
       <w:spacing w:val="-10"/>
       <w:kern w:val="28"/>
-      <w:sz w:val="56"/>
-      <w:szCs w:val="56"/>
+      <w:sz w:val="21"/>
+      <w:szCs w:val="21"/>
     </w:rPr>
   </w:style>
   <w:style w:type="paragraph" w:styleId="Subtitle">
@@ -2117,11 +2117,11 @@
       <w:spacing w:line="278" w:lineRule="auto"/>
     </w:pPr>
     <w:rPr>
-      <w:rFonts w:asciiTheme="minorHAnsi" w:eastAsiaTheme="majorEastAsia" w:hAnsiTheme="minorHAnsi" w:cstheme="majorBidi"/>
+      <w:rFonts w:ascii="Arial" w:hAnsi="Arial" w:cs="Arial" w:eastAsia="Arial"/>
       <w:color w:val="595959" w:themeColor="text1" w:themeTint="A6"/>
       <w:spacing w:val="15"/>
-      <w:sz w:val="28"/>
-      <w:szCs w:val="28"/>
+      <w:sz w:val="21"/>
+      <w:szCs w:val="21"/>
       <w:lang w:eastAsia="en-US"/>
     </w:rPr>
   </w:style>
@@ -2132,11 +2132,11 @@
     <w:uiPriority w:val="11"/>
     <w:rsid w:val="00C44E90"/>
     <w:rPr>
-      <w:rFonts w:eastAsiaTheme="majorEastAsia" w:cstheme="majorBidi"/>
+      <w:rFonts w:ascii="Arial" w:hAnsi="Arial" w:cs="Arial" w:eastAsia="Arial"/>
       <w:color w:val="595959" w:themeColor="text1" w:themeTint="A6"/>
       <w:spacing w:val="15"/>
-      <w:sz w:val="28"/>
-      <w:szCs w:val="28"/>
+      <w:sz w:val="21"/>
+      <w:szCs w:val="21"/>
     </w:rPr>
   </w:style>
   <w:style w:type="paragraph" w:styleId="Quote">
@@ -2152,11 +2152,11 @@
       <w:jc w:val="center"/>
     </w:pPr>
     <w:rPr>
-      <w:rFonts w:asciiTheme="minorHAnsi" w:eastAsiaTheme="minorHAnsi" w:hAnsiTheme="minorHAnsi" w:cstheme="minorBidi"/>
+      <w:rFonts w:ascii="Arial" w:hAnsi="Arial" w:cs="Arial" w:eastAsia="Arial"/>
       <w:i/>
       <w:iCs/>
       <w:color w:val="404040" w:themeColor="text1" w:themeTint="BF"/>
-      <w:sz w:val="24"/>
+      <w:sz w:val="21"/>
       <w:lang w:eastAsia="en-US"/>
     </w:rPr>
   </w:style>
@@ -2184,9 +2184,9 @@
       <w:contextualSpacing/>
     </w:pPr>
     <w:rPr>
-      <w:rFonts w:asciiTheme="minorHAnsi" w:eastAsiaTheme="minorHAnsi" w:hAnsiTheme="minorHAnsi" w:cstheme="minorBidi"/>
+      <w:rFonts w:ascii="Arial" w:hAnsi="Arial" w:cs="Arial" w:eastAsia="Arial"/>
       <w:color w:val="auto"/>
-      <w:sz w:val="24"/>
+      <w:sz w:val="21"/>
       <w:lang w:eastAsia="en-US"/>
     </w:rPr>
   </w:style>
@@ -2220,11 +2220,11 @@
       <w:jc w:val="center"/>
     </w:pPr>
     <w:rPr>
-      <w:rFonts w:asciiTheme="minorHAnsi" w:eastAsiaTheme="minorHAnsi" w:hAnsiTheme="minorHAnsi" w:cstheme="minorBidi"/>
+      <w:rFonts w:ascii="Arial" w:hAnsi="Arial" w:cs="Arial" w:eastAsia="Arial"/>
       <w:i/>
       <w:iCs/>
       <w:color w:val="0F4761" w:themeColor="accent1" w:themeShade="BF"/>
-      <w:sz w:val="24"/>
+      <w:sz w:val="21"/>
       <w:lang w:eastAsia="en-US"/>
     </w:rPr>
   </w:style>
@@ -2261,7 +2261,7 @@
       <w:spacing w:after="0" w:line="240" w:lineRule="auto"/>
     </w:pPr>
     <w:rPr>
-      <w:rFonts w:eastAsiaTheme="minorEastAsia"/>
+      <w:rFonts w:ascii="Arial" w:hAnsi="Arial" w:cs="Arial" w:eastAsia="Arial"/>
       <w:lang w:eastAsia="en-IN"/>
     </w:rPr>
     <w:tblPr>
